--- a/deploy/KICH_BAN_DEPLOY_SERVER.docx
+++ b/deploy/KICH_BAN_DEPLOY_SERVER.docx
@@ -4454,6 +4454,25 @@
           <w:sz w:val="19"/>
           <w:szCs w:val="19"/>
         </w:rPr>
+        <w:t xml:space="preserve">    # Cổng 3000 cho PM2 native (hoặc 9000 nếu dùng Docker Compose trên Windows):</w:t>
+      </w:r>
+    </w:p>
+    <w:p>
+      <w:pPr>
+        <w:pBdr>
+          <w:left w:val="single" w:color="1D4ED8" w:sz="24"/>
+        </w:pBdr>
+        <w:shd w:fill="F8FAFC" w:val="clear"/>
+        <w:spacing w:after="30" w:before="30" w:line="240"/>
+        <w:ind w:left="280" w:right="280"/>
+      </w:pPr>
+      <w:r>
+        <w:rPr>
+          <w:rFonts w:ascii="Consolas" w:cs="Consolas" w:eastAsia="Consolas" w:hAnsi="Consolas"/>
+          <w:color w:val="1E293B"/>
+          <w:sz w:val="19"/>
+          <w:szCs w:val="19"/>
+        </w:rPr>
         <w:t xml:space="preserve">    reverse_proxy 127.0.0.1:3000 {</w:t>
       </w:r>
     </w:p>
@@ -5829,7 +5848,27 @@
           <w:sz w:val="21"/>
           <w:szCs w:val="21"/>
         </w:rPr>
-        <w:t xml:space="preserve">Truy cập Google Cloud Console -&gt; IAM &amp; Admin -&gt; Service Accounts.</w:t>
+        <w:t xml:space="preserve">Bật </w:t>
+      </w:r>
+      <w:r>
+        <w:rPr>
+          <w:rFonts w:ascii="Segoe UI" w:cs="Segoe UI" w:eastAsia="Segoe UI" w:hAnsi="Segoe UI"/>
+          <w:b/>
+          <w:bCs/>
+          <w:color w:val="334155"/>
+          <w:sz w:val="21"/>
+          <w:szCs w:val="21"/>
+        </w:rPr>
+        <w:t xml:space="preserve">Google Drive API</w:t>
+      </w:r>
+      <w:r>
+        <w:rPr>
+          <w:rFonts w:ascii="Segoe UI" w:cs="Segoe UI" w:eastAsia="Segoe UI" w:hAnsi="Segoe UI"/>
+          <w:color w:val="334155"/>
+          <w:sz w:val="21"/>
+          <w:szCs w:val="21"/>
+        </w:rPr>
+        <w:t xml:space="preserve"> cho project trên Google Cloud Console (APIs &amp; Services -&gt; Library -&gt; Google Drive API -&gt; Enable). BẮT BUỘC để tránh lỗi 403 SERVICE_DISABLED.</w:t>
       </w:r>
     </w:p>
     <w:p>
@@ -5848,27 +5887,7 @@
           <w:sz w:val="21"/>
           <w:szCs w:val="21"/>
         </w:rPr>
-        <w:t xml:space="preserve">Tạo Service Account mới -&gt; Tab Keys -&gt; Add Key -&gt; Tạo khóa định dạng </w:t>
-      </w:r>
-      <w:r>
-        <w:rPr>
-          <w:rFonts w:ascii="Segoe UI" w:cs="Segoe UI" w:eastAsia="Segoe UI" w:hAnsi="Segoe UI"/>
-          <w:b/>
-          <w:bCs/>
-          <w:color w:val="334155"/>
-          <w:sz w:val="21"/>
-          <w:szCs w:val="21"/>
-        </w:rPr>
-        <w:t xml:space="preserve">JSON</w:t>
-      </w:r>
-      <w:r>
-        <w:rPr>
-          <w:rFonts w:ascii="Segoe UI" w:cs="Segoe UI" w:eastAsia="Segoe UI" w:hAnsi="Segoe UI"/>
-          <w:color w:val="334155"/>
-          <w:sz w:val="21"/>
-          <w:szCs w:val="21"/>
-        </w:rPr>
-        <w:t xml:space="preserve"> và tải về.</w:t>
+        <w:t xml:space="preserve">Truy cập Google Cloud Console -&gt; IAM &amp; Admin -&gt; Service Accounts.</w:t>
       </w:r>
     </w:p>
     <w:p>
@@ -5887,7 +5906,27 @@
           <w:sz w:val="21"/>
           <w:szCs w:val="21"/>
         </w:rPr>
-        <w:t xml:space="preserve">Tạo thư mục trên Google Drive cá nhân/doanh nghiệp (ví dụ: Invoice-Backups).</w:t>
+        <w:t xml:space="preserve">Tạo Service Account mới -&gt; Tab Keys -&gt; Add Key -&gt; Tạo khóa định dạng </w:t>
+      </w:r>
+      <w:r>
+        <w:rPr>
+          <w:rFonts w:ascii="Segoe UI" w:cs="Segoe UI" w:eastAsia="Segoe UI" w:hAnsi="Segoe UI"/>
+          <w:b/>
+          <w:bCs/>
+          <w:color w:val="334155"/>
+          <w:sz w:val="21"/>
+          <w:szCs w:val="21"/>
+        </w:rPr>
+        <w:t xml:space="preserve">JSON</w:t>
+      </w:r>
+      <w:r>
+        <w:rPr>
+          <w:rFonts w:ascii="Segoe UI" w:cs="Segoe UI" w:eastAsia="Segoe UI" w:hAnsi="Segoe UI"/>
+          <w:color w:val="334155"/>
+          <w:sz w:val="21"/>
+          <w:szCs w:val="21"/>
+        </w:rPr>
+        <w:t xml:space="preserve"> và tải về.</w:t>
       </w:r>
     </w:p>
     <w:p>
@@ -5906,27 +5945,7 @@
           <w:sz w:val="21"/>
           <w:szCs w:val="21"/>
         </w:rPr>
-        <w:t xml:space="preserve">Chia sẻ thư mục đó cho email Service Account (field client_email trong file JSON) với quyền </w:t>
-      </w:r>
-      <w:r>
-        <w:rPr>
-          <w:rFonts w:ascii="Segoe UI" w:cs="Segoe UI" w:eastAsia="Segoe UI" w:hAnsi="Segoe UI"/>
-          <w:b/>
-          <w:bCs/>
-          <w:color w:val="334155"/>
-          <w:sz w:val="21"/>
-          <w:szCs w:val="21"/>
-        </w:rPr>
-        <w:t xml:space="preserve">Editor</w:t>
-      </w:r>
-      <w:r>
-        <w:rPr>
-          <w:rFonts w:ascii="Segoe UI" w:cs="Segoe UI" w:eastAsia="Segoe UI" w:hAnsi="Segoe UI"/>
-          <w:color w:val="334155"/>
-          <w:sz w:val="21"/>
-          <w:szCs w:val="21"/>
-        </w:rPr>
-        <w:t xml:space="preserve">.</w:t>
+        <w:t xml:space="preserve">Tạo thư mục trên Google Drive cá nhân/doanh nghiệp (ví dụ: Invoice-Backups).</w:t>
       </w:r>
     </w:p>
     <w:p>
@@ -5945,7 +5964,7 @@
           <w:sz w:val="21"/>
           <w:szCs w:val="21"/>
         </w:rPr>
-        <w:t xml:space="preserve">Lấy Folder ID trên thanh URL Google Drive: https://drive.google.com/drive/folders/</w:t>
+        <w:t xml:space="preserve">Chia sẻ thư mục đó cho email Service Account (field client_email trong file JSON) với quyền </w:t>
       </w:r>
       <w:r>
         <w:rPr>
@@ -5956,6 +5975,45 @@
           <w:sz w:val="21"/>
           <w:szCs w:val="21"/>
         </w:rPr>
+        <w:t xml:space="preserve">Editor</w:t>
+      </w:r>
+      <w:r>
+        <w:rPr>
+          <w:rFonts w:ascii="Segoe UI" w:cs="Segoe UI" w:eastAsia="Segoe UI" w:hAnsi="Segoe UI"/>
+          <w:color w:val="334155"/>
+          <w:sz w:val="21"/>
+          <w:szCs w:val="21"/>
+        </w:rPr>
+        <w:t xml:space="preserve">.</w:t>
+      </w:r>
+    </w:p>
+    <w:p>
+      <w:pPr>
+        <w:pStyle w:val="ListParagraph"/>
+        <w:numPr>
+          <w:ilvl w:val="0"/>
+          <w:numId w:val="1"/>
+        </w:numPr>
+        <w:spacing w:after="50" w:before="50"/>
+      </w:pPr>
+      <w:r>
+        <w:rPr>
+          <w:rFonts w:ascii="Segoe UI" w:cs="Segoe UI" w:eastAsia="Segoe UI" w:hAnsi="Segoe UI"/>
+          <w:color w:val="334155"/>
+          <w:sz w:val="21"/>
+          <w:szCs w:val="21"/>
+        </w:rPr>
+        <w:t xml:space="preserve">Lấy Folder ID trên thanh URL Google Drive: https://drive.google.com/drive/folders/</w:t>
+      </w:r>
+      <w:r>
+        <w:rPr>
+          <w:rFonts w:ascii="Segoe UI" w:cs="Segoe UI" w:eastAsia="Segoe UI" w:hAnsi="Segoe UI"/>
+          <w:b/>
+          <w:bCs/>
+          <w:color w:val="334155"/>
+          <w:sz w:val="21"/>
+          <w:szCs w:val="21"/>
+        </w:rPr>
         <w:t xml:space="preserve">&lt;FOLDER_ID&gt;</w:t>
       </w:r>
     </w:p>
@@ -6011,6 +6069,25 @@
           <w:sz w:val="19"/>
           <w:szCs w:val="19"/>
         </w:rPr>
+        <w:t xml:space="preserve"># Chuỗi JSON phải trên 1 dòng, ký tự xuống dòng của private_key là \n</w:t>
+      </w:r>
+    </w:p>
+    <w:p>
+      <w:pPr>
+        <w:pBdr>
+          <w:left w:val="single" w:color="1D4ED8" w:sz="24"/>
+        </w:pBdr>
+        <w:shd w:fill="F8FAFC" w:val="clear"/>
+        <w:spacing w:after="30" w:before="30" w:line="240"/>
+        <w:ind w:left="280" w:right="280"/>
+      </w:pPr>
+      <w:r>
+        <w:rPr>
+          <w:rFonts w:ascii="Consolas" w:cs="Consolas" w:eastAsia="Consolas" w:hAnsi="Consolas"/>
+          <w:color w:val="1E293B"/>
+          <w:sz w:val="19"/>
+          <w:szCs w:val="19"/>
+        </w:rPr>
         <w:t xml:space="preserve">GOOGLE_SERVICE_ACCOUNT_JSON={"type":"service_account","project_id":"...",...}</w:t>
       </w:r>
     </w:p>
@@ -6109,6 +6186,117 @@
         <w:t xml:space="preserve">BACKUP_MAX_CHUNK_SIZE_MB=15         # Tự động chia nhỏ nếu gói dữ liệu &gt; 15MB</w:t>
       </w:r>
     </w:p>
+    <w:p>
+      <w:pPr>
+        <w:spacing w:after="80" w:before="60"/>
+      </w:pPr>
+      <w:r>
+        <w:rPr>
+          <w:rFonts w:ascii="Segoe UI" w:cs="Segoe UI" w:eastAsia="Segoe UI" w:hAnsi="Segoe UI"/>
+          <w:color w:val="334155"/>
+          <w:sz w:val="21"/>
+          <w:szCs w:val="21"/>
+        </w:rPr>
+        <w:t xml:space="preserve">Áp dụng cấu hình môi trường mới cho container Docker:</w:t>
+      </w:r>
+    </w:p>
+    <w:p>
+      <w:pPr>
+        <w:pBdr>
+          <w:left w:val="single" w:color="1D4ED8" w:sz="24"/>
+        </w:pBdr>
+        <w:shd w:fill="F8FAFC" w:val="clear"/>
+        <w:spacing w:after="30" w:before="30" w:line="240"/>
+        <w:ind w:left="280" w:right="280"/>
+      </w:pPr>
+      <w:r>
+        <w:rPr>
+          <w:rFonts w:ascii="Consolas" w:cs="Consolas" w:eastAsia="Consolas" w:hAnsi="Consolas"/>
+          <w:color w:val="1E293B"/>
+          <w:sz w:val="19"/>
+          <w:szCs w:val="19"/>
+        </w:rPr>
+        <w:t xml:space="preserve">docker compose up -d --force-recreate backend</w:t>
+      </w:r>
+    </w:p>
+    <w:p>
+      <w:pPr>
+        <w:pBdr>
+          <w:left w:val="single" w:color="1D4ED8" w:sz="24"/>
+        </w:pBdr>
+        <w:shd w:fill="F8FAFC" w:val="clear"/>
+        <w:spacing w:after="30" w:before="30" w:line="240"/>
+        <w:ind w:left="280" w:right="280"/>
+      </w:pPr>
+      <w:r>
+        <w:rPr>
+          <w:rFonts w:ascii="Consolas" w:cs="Consolas" w:eastAsia="Consolas" w:hAnsi="Consolas"/>
+          <w:color w:val="1E293B"/>
+          <w:sz w:val="19"/>
+          <w:szCs w:val="19"/>
+        </w:rPr>
+        <w:t xml:space="preserve"># Kiểm tra log xác nhận: "Đã kích hoạt lịch sao lưu Google Drive tự động"</w:t>
+      </w:r>
+    </w:p>
+    <w:tbl>
+      <w:tblPr>
+        <w:tblW w:type="pct" w:w="100%"/>
+        <w:tblBorders>
+          <w:top w:val="none"/>
+          <w:left w:val="single" w:color="D97706" w:sz="36"/>
+          <w:bottom w:val="none"/>
+          <w:right w:val="none"/>
+          <w:insideH w:val="single" w:color="auto" w:sz="4"/>
+          <w:insideV w:val="single" w:color="auto" w:sz="4"/>
+        </w:tblBorders>
+      </w:tblPr>
+      <w:tblGrid>
+        <w:gridCol w:w="100"/>
+      </w:tblGrid>
+      <w:tr>
+        <w:tc>
+          <w:tcPr>
+            <w:shd w:fill="FFFBEB" w:val="clear"/>
+            <w:tcMar>
+              <w:top w:type="dxa" w:w="120"/>
+              <w:left w:type="dxa" w:w="200"/>
+              <w:bottom w:type="dxa" w:w="120"/>
+              <w:right w:type="dxa" w:w="200"/>
+            </w:tcMar>
+          </w:tcPr>
+          <w:p>
+            <w:pPr>
+              <w:spacing w:after="60" w:before="0"/>
+            </w:pPr>
+            <w:r>
+              <w:rPr>
+                <w:rFonts w:ascii="Segoe UI" w:cs="Segoe UI" w:eastAsia="Segoe UI" w:hAnsi="Segoe UI"/>
+                <w:b/>
+                <w:bCs/>
+                <w:color w:val="92400E"/>
+                <w:sz w:val="21"/>
+                <w:szCs w:val="21"/>
+              </w:rPr>
+              <w:t xml:space="preserve">⚠️ Lưu Ý Kiểm Thử Backup</w:t>
+            </w:r>
+          </w:p>
+          <w:p>
+            <w:pPr>
+              <w:spacing w:after="40" w:before="20"/>
+            </w:pPr>
+            <w:r>
+              <w:rPr>
+                <w:rFonts w:ascii="Segoe UI" w:cs="Segoe UI" w:eastAsia="Segoe UI" w:hAnsi="Segoe UI"/>
+                <w:color w:val="334155"/>
+                <w:sz w:val="21"/>
+                <w:szCs w:val="21"/>
+              </w:rPr>
+              <w:t xml:space="preserve">Endpoint /api/backup/trigger luôn trả về HTTP 200 kể cả khi upload thất bại. Cần kiểm tra thuộc tính status và errorMessage trong response body (hoặc kiểm tra log container). Trên giao diện web KHÔNG có nút phục hồi (restore), thao tác khôi phục bắt buộc thực hiện thủ công trên server.</w:t>
+            </w:r>
+          </w:p>
+        </w:tc>
+      </w:tr>
+    </w:tbl>
     <w:p>
       <w:pPr>
         <w:pStyle w:val="Heading2"/>
@@ -6161,178 +6349,216 @@
           <w:sz w:val="19"/>
           <w:szCs w:val="19"/>
         </w:rPr>
-        <w:t xml:space="preserve"># 2. Giải nén vào thư mục tạm:</w:t>
-      </w:r>
-    </w:p>
-    <w:p>
-      <w:pPr>
-        <w:pBdr>
-          <w:left w:val="single" w:color="1D4ED8" w:sz="24"/>
-        </w:pBdr>
-        <w:shd w:fill="F8FAFC" w:val="clear"/>
-        <w:spacing w:after="30" w:before="30" w:line="240"/>
-        <w:ind w:left="280" w:right="280"/>
-      </w:pPr>
-      <w:r>
-        <w:rPr>
-          <w:rFonts w:ascii="Consolas" w:cs="Consolas" w:eastAsia="Consolas" w:hAnsi="Consolas"/>
-          <w:color w:val="1E293B"/>
-          <w:sz w:val="19"/>
-          <w:szCs w:val="19"/>
-        </w:rPr>
-        <w:t xml:space="preserve">unzip invoice_backup_2026-09-28_02-00-00.zip -d /tmp/restore</w:t>
-      </w:r>
-    </w:p>
-    <w:p>
-      <w:pPr>
-        <w:pBdr>
-          <w:left w:val="single" w:color="1D4ED8" w:sz="24"/>
-        </w:pBdr>
-        <w:shd w:fill="F8FAFC" w:val="clear"/>
-        <w:spacing w:after="30" w:before="30" w:line="240"/>
-        <w:ind w:left="280" w:right="280"/>
-      </w:pPr>
-      <w:r>
-        <w:rPr>
-          <w:rFonts w:ascii="Consolas" w:cs="Consolas" w:eastAsia="Consolas" w:hAnsi="Consolas"/>
-          <w:color w:val="1E293B"/>
-          <w:sz w:val="19"/>
-          <w:szCs w:val="19"/>
-        </w:rPr>
-        <w:t xml:space="preserve"># 3. Tạm dừng dịch vụ:</w:t>
-      </w:r>
-    </w:p>
-    <w:p>
-      <w:pPr>
-        <w:pBdr>
-          <w:left w:val="single" w:color="1D4ED8" w:sz="24"/>
-        </w:pBdr>
-        <w:shd w:fill="F8FAFC" w:val="clear"/>
-        <w:spacing w:after="30" w:before="30" w:line="240"/>
-        <w:ind w:left="280" w:right="280"/>
-      </w:pPr>
-      <w:r>
-        <w:rPr>
-          <w:rFonts w:ascii="Consolas" w:cs="Consolas" w:eastAsia="Consolas" w:hAnsi="Consolas"/>
-          <w:color w:val="1E293B"/>
-          <w:sz w:val="19"/>
-          <w:szCs w:val="19"/>
-        </w:rPr>
-        <w:t xml:space="preserve">docker compose stop backend   # (hoặc: pm2 stop invoice-backend)</w:t>
-      </w:r>
-    </w:p>
-    <w:p>
-      <w:pPr>
-        <w:pBdr>
-          <w:left w:val="single" w:color="1D4ED8" w:sz="24"/>
-        </w:pBdr>
-        <w:shd w:fill="F8FAFC" w:val="clear"/>
-        <w:spacing w:after="30" w:before="30" w:line="240"/>
-        <w:ind w:left="280" w:right="280"/>
-      </w:pPr>
-      <w:r>
-        <w:rPr>
-          <w:rFonts w:ascii="Consolas" w:cs="Consolas" w:eastAsia="Consolas" w:hAnsi="Consolas"/>
-          <w:color w:val="1E293B"/>
-          <w:sz w:val="19"/>
-          <w:szCs w:val="19"/>
-        </w:rPr>
-        <w:t xml:space="preserve"># 4. Ghi đè cơ sở dữ liệu và thư mục hóa đơn:</w:t>
-      </w:r>
-    </w:p>
-    <w:p>
-      <w:pPr>
-        <w:pBdr>
-          <w:left w:val="single" w:color="1D4ED8" w:sz="24"/>
-        </w:pBdr>
-        <w:shd w:fill="F8FAFC" w:val="clear"/>
-        <w:spacing w:after="30" w:before="30" w:line="240"/>
-        <w:ind w:left="280" w:right="280"/>
-      </w:pPr>
-      <w:r>
-        <w:rPr>
-          <w:rFonts w:ascii="Consolas" w:cs="Consolas" w:eastAsia="Consolas" w:hAnsi="Consolas"/>
-          <w:color w:val="1E293B"/>
-          <w:sz w:val="19"/>
-          <w:szCs w:val="19"/>
-        </w:rPr>
-        <w:t xml:space="preserve">cp /tmp/restore/database/dev.db backend/data/dev.db</w:t>
-      </w:r>
-    </w:p>
-    <w:p>
-      <w:pPr>
-        <w:pBdr>
-          <w:left w:val="single" w:color="1D4ED8" w:sz="24"/>
-        </w:pBdr>
-        <w:shd w:fill="F8FAFC" w:val="clear"/>
-        <w:spacing w:after="30" w:before="30" w:line="240"/>
-        <w:ind w:left="280" w:right="280"/>
-      </w:pPr>
-      <w:r>
-        <w:rPr>
-          <w:rFonts w:ascii="Consolas" w:cs="Consolas" w:eastAsia="Consolas" w:hAnsi="Consolas"/>
-          <w:color w:val="1E293B"/>
-          <w:sz w:val="19"/>
-          <w:szCs w:val="19"/>
-        </w:rPr>
-        <w:t xml:space="preserve">cp -r /tmp/restore/invoices/* backend/data/invoices/</w:t>
-      </w:r>
-    </w:p>
-    <w:p>
-      <w:pPr>
-        <w:pBdr>
-          <w:left w:val="single" w:color="1D4ED8" w:sz="24"/>
-        </w:pBdr>
-        <w:shd w:fill="F8FAFC" w:val="clear"/>
-        <w:spacing w:after="30" w:before="30" w:line="240"/>
-        <w:ind w:left="280" w:right="280"/>
-      </w:pPr>
-      <w:r>
-        <w:rPr>
-          <w:rFonts w:ascii="Consolas" w:cs="Consolas" w:eastAsia="Consolas" w:hAnsi="Consolas"/>
-          <w:color w:val="1E293B"/>
-          <w:sz w:val="19"/>
-          <w:szCs w:val="19"/>
-        </w:rPr>
-        <w:t xml:space="preserve"># 5. Chạy migration schema và khởi động lại:</w:t>
-      </w:r>
-    </w:p>
-    <w:p>
-      <w:pPr>
-        <w:pBdr>
-          <w:left w:val="single" w:color="1D4ED8" w:sz="24"/>
-        </w:pBdr>
-        <w:shd w:fill="F8FAFC" w:val="clear"/>
-        <w:spacing w:after="30" w:before="30" w:line="240"/>
-        <w:ind w:left="280" w:right="280"/>
-      </w:pPr>
-      <w:r>
-        <w:rPr>
-          <w:rFonts w:ascii="Consolas" w:cs="Consolas" w:eastAsia="Consolas" w:hAnsi="Consolas"/>
-          <w:color w:val="1E293B"/>
-          <w:sz w:val="19"/>
-          <w:szCs w:val="19"/>
-        </w:rPr>
-        <w:t xml:space="preserve">cd backend &amp;&amp; npx prisma migrate deploy &amp;&amp; cd ..</w:t>
-      </w:r>
-    </w:p>
-    <w:p>
-      <w:pPr>
-        <w:pBdr>
-          <w:left w:val="single" w:color="1D4ED8" w:sz="24"/>
-        </w:pBdr>
-        <w:shd w:fill="F8FAFC" w:val="clear"/>
-        <w:spacing w:after="30" w:before="30" w:line="240"/>
-        <w:ind w:left="280" w:right="280"/>
-      </w:pPr>
-      <w:r>
-        <w:rPr>
-          <w:rFonts w:ascii="Consolas" w:cs="Consolas" w:eastAsia="Consolas" w:hAnsi="Consolas"/>
-          <w:color w:val="1E293B"/>
-          <w:sz w:val="19"/>
-          <w:szCs w:val="19"/>
-        </w:rPr>
-        <w:t xml:space="preserve">docker compose start backend  # (hoặc: pm2 start invoice-backend)</w:t>
+        <w:t xml:space="preserve"># 2. Giải nén vào thư mục tạm (/tmp/restore):</w:t>
+      </w:r>
+    </w:p>
+    <w:p>
+      <w:pPr>
+        <w:pBdr>
+          <w:left w:val="single" w:color="1D4ED8" w:sz="24"/>
+        </w:pBdr>
+        <w:shd w:fill="F8FAFC" w:val="clear"/>
+        <w:spacing w:after="30" w:before="30" w:line="240"/>
+        <w:ind w:left="280" w:right="280"/>
+      </w:pPr>
+      <w:r>
+        <w:rPr>
+          <w:rFonts w:ascii="Consolas" w:cs="Consolas" w:eastAsia="Consolas" w:hAnsi="Consolas"/>
+          <w:color w:val="1E293B"/>
+          <w:sz w:val="19"/>
+          <w:szCs w:val="19"/>
+        </w:rPr>
+        <w:t xml:space="preserve">mkdir -p /tmp/restore &amp;&amp; unzip invoice_backup_2026-09-28_02-00-00.zip -d /tmp/restore</w:t>
+      </w:r>
+    </w:p>
+    <w:p>
+      <w:pPr>
+        <w:pBdr>
+          <w:left w:val="single" w:color="1D4ED8" w:sz="24"/>
+        </w:pBdr>
+        <w:shd w:fill="F8FAFC" w:val="clear"/>
+        <w:spacing w:after="30" w:before="30" w:line="240"/>
+        <w:ind w:left="280" w:right="280"/>
+      </w:pPr>
+      <w:r>
+        <w:rPr>
+          <w:rFonts w:ascii="Consolas" w:cs="Consolas" w:eastAsia="Consolas" w:hAnsi="Consolas"/>
+          <w:color w:val="1E293B"/>
+          <w:sz w:val="19"/>
+          <w:szCs w:val="19"/>
+        </w:rPr>
+        <w:t xml:space="preserve">#    (Nếu backup chia nhiều part: giải nén toàn bộ part*.zip vào cùng thư mục)</w:t>
+      </w:r>
+    </w:p>
+    <w:p>
+      <w:pPr>
+        <w:pBdr>
+          <w:left w:val="single" w:color="1D4ED8" w:sz="24"/>
+        </w:pBdr>
+        <w:shd w:fill="F8FAFC" w:val="clear"/>
+        <w:spacing w:after="30" w:before="30" w:line="240"/>
+        <w:ind w:left="280" w:right="280"/>
+      </w:pPr>
+      <w:r>
+        <w:rPr>
+          <w:rFonts w:ascii="Consolas" w:cs="Consolas" w:eastAsia="Consolas" w:hAnsi="Consolas"/>
+          <w:color w:val="1E293B"/>
+          <w:sz w:val="19"/>
+          <w:szCs w:val="19"/>
+        </w:rPr>
+        <w:t xml:space="preserve"># 3. Tạm dừng dịch vụ backend:</w:t>
+      </w:r>
+    </w:p>
+    <w:p>
+      <w:pPr>
+        <w:pBdr>
+          <w:left w:val="single" w:color="1D4ED8" w:sz="24"/>
+        </w:pBdr>
+        <w:shd w:fill="F8FAFC" w:val="clear"/>
+        <w:spacing w:after="30" w:before="30" w:line="240"/>
+        <w:ind w:left="280" w:right="280"/>
+      </w:pPr>
+      <w:r>
+        <w:rPr>
+          <w:rFonts w:ascii="Consolas" w:cs="Consolas" w:eastAsia="Consolas" w:hAnsi="Consolas"/>
+          <w:color w:val="1E293B"/>
+          <w:sz w:val="19"/>
+          <w:szCs w:val="19"/>
+        </w:rPr>
+        <w:t xml:space="preserve">docker compose stop backend</w:t>
+      </w:r>
+    </w:p>
+    <w:p>
+      <w:pPr>
+        <w:pBdr>
+          <w:left w:val="single" w:color="1D4ED8" w:sz="24"/>
+        </w:pBdr>
+        <w:shd w:fill="F8FAFC" w:val="clear"/>
+        <w:spacing w:after="30" w:before="30" w:line="240"/>
+        <w:ind w:left="280" w:right="280"/>
+      </w:pPr>
+      <w:r>
+        <w:rPr>
+          <w:rFonts w:ascii="Consolas" w:cs="Consolas" w:eastAsia="Consolas" w:hAnsi="Consolas"/>
+          <w:color w:val="1E293B"/>
+          <w:sz w:val="19"/>
+          <w:szCs w:val="19"/>
+        </w:rPr>
+        <w:t xml:space="preserve"># 4. Ghi đè vào Named Volume Docker (KHÔNG copy vào backend/data/ trên host):</w:t>
+      </w:r>
+    </w:p>
+    <w:p>
+      <w:pPr>
+        <w:pBdr>
+          <w:left w:val="single" w:color="1D4ED8" w:sz="24"/>
+        </w:pBdr>
+        <w:shd w:fill="F8FAFC" w:val="clear"/>
+        <w:spacing w:after="30" w:before="30" w:line="240"/>
+        <w:ind w:left="280" w:right="280"/>
+      </w:pPr>
+      <w:r>
+        <w:rPr>
+          <w:rFonts w:ascii="Consolas" w:cs="Consolas" w:eastAsia="Consolas" w:hAnsi="Consolas"/>
+          <w:color w:val="1E293B"/>
+          <w:sz w:val="19"/>
+          <w:szCs w:val="19"/>
+        </w:rPr>
+        <w:t xml:space="preserve">docker cp /tmp/restore/database/dev.db backend:/app/backend/data/dev.db</w:t>
+      </w:r>
+    </w:p>
+    <w:p>
+      <w:pPr>
+        <w:pBdr>
+          <w:left w:val="single" w:color="1D4ED8" w:sz="24"/>
+        </w:pBdr>
+        <w:shd w:fill="F8FAFC" w:val="clear"/>
+        <w:spacing w:after="30" w:before="30" w:line="240"/>
+        <w:ind w:left="280" w:right="280"/>
+      </w:pPr>
+      <w:r>
+        <w:rPr>
+          <w:rFonts w:ascii="Consolas" w:cs="Consolas" w:eastAsia="Consolas" w:hAnsi="Consolas"/>
+          <w:color w:val="1E293B"/>
+          <w:sz w:val="19"/>
+          <w:szCs w:val="19"/>
+        </w:rPr>
+        <w:t xml:space="preserve">docker cp /tmp/restore/invoices/. backend:/app/backend/data/invoices/</w:t>
+      </w:r>
+    </w:p>
+    <w:p>
+      <w:pPr>
+        <w:pBdr>
+          <w:left w:val="single" w:color="1D4ED8" w:sz="24"/>
+        </w:pBdr>
+        <w:shd w:fill="F8FAFC" w:val="clear"/>
+        <w:spacing w:after="30" w:before="30" w:line="240"/>
+        <w:ind w:left="280" w:right="280"/>
+      </w:pPr>
+      <w:r>
+        <w:rPr>
+          <w:rFonts w:ascii="Consolas" w:cs="Consolas" w:eastAsia="Consolas" w:hAnsi="Consolas"/>
+          <w:color w:val="1E293B"/>
+          <w:sz w:val="19"/>
+          <w:szCs w:val="19"/>
+        </w:rPr>
+        <w:t xml:space="preserve">#    (Nếu chạy PM2 không Docker: cp /tmp/restore/database/dev.db backend/prisma/dev.db &amp;&amp; cp -r /tmp/restore/invoices/* backend/invoices/)</w:t>
+      </w:r>
+    </w:p>
+    <w:p>
+      <w:pPr>
+        <w:pBdr>
+          <w:left w:val="single" w:color="1D4ED8" w:sz="24"/>
+        </w:pBdr>
+        <w:shd w:fill="F8FAFC" w:val="clear"/>
+        <w:spacing w:after="30" w:before="30" w:line="240"/>
+        <w:ind w:left="280" w:right="280"/>
+      </w:pPr>
+      <w:r>
+        <w:rPr>
+          <w:rFonts w:ascii="Consolas" w:cs="Consolas" w:eastAsia="Consolas" w:hAnsi="Consolas"/>
+          <w:color w:val="1E293B"/>
+          <w:sz w:val="19"/>
+          <w:szCs w:val="19"/>
+        </w:rPr>
+        <w:t xml:space="preserve"># 5. Khởi động lại (docker-entrypoint.sh tự động migrate schema):</w:t>
+      </w:r>
+    </w:p>
+    <w:p>
+      <w:pPr>
+        <w:pBdr>
+          <w:left w:val="single" w:color="1D4ED8" w:sz="24"/>
+        </w:pBdr>
+        <w:shd w:fill="F8FAFC" w:val="clear"/>
+        <w:spacing w:after="30" w:before="30" w:line="240"/>
+        <w:ind w:left="280" w:right="280"/>
+      </w:pPr>
+      <w:r>
+        <w:rPr>
+          <w:rFonts w:ascii="Consolas" w:cs="Consolas" w:eastAsia="Consolas" w:hAnsi="Consolas"/>
+          <w:color w:val="1E293B"/>
+          <w:sz w:val="19"/>
+          <w:szCs w:val="19"/>
+        </w:rPr>
+        <w:t xml:space="preserve">docker compose up -d backend</w:t>
+      </w:r>
+    </w:p>
+    <w:p>
+      <w:pPr>
+        <w:pBdr>
+          <w:left w:val="single" w:color="1D4ED8" w:sz="24"/>
+        </w:pBdr>
+        <w:shd w:fill="F8FAFC" w:val="clear"/>
+        <w:spacing w:after="30" w:before="30" w:line="240"/>
+        <w:ind w:left="280" w:right="280"/>
+      </w:pPr>
+      <w:r>
+        <w:rPr>
+          <w:rFonts w:ascii="Consolas" w:cs="Consolas" w:eastAsia="Consolas" w:hAnsi="Consolas"/>
+          <w:color w:val="1E293B"/>
+          <w:sz w:val="19"/>
+          <w:szCs w:val="19"/>
+        </w:rPr>
+        <w:t xml:space="preserve">curl -s http://localhost:9000/api     # Kiểm tra: phải trả "Hello World!"</w:t>
       </w:r>
     </w:p>
     <w:p>
